--- a/resources/templates/BESTATTUNGSAUFTRAG.docx
+++ b/resources/templates/BESTATTUNGSAUFTRAG.docx
@@ -4,202 +4,288 @@
   <w:body>
     <w:p>
       <w:pPr>
-        <w:spacing w:after="40" w:before="0" w:line="240" w:lineRule="auto"/>
-        <w:jc w:val="center"/>
+        <w:spacing w:before="0" w:after="20" w:line="252" w:lineRule="auto"/>
       </w:pPr>
       <w:r>
-        <w:t>{{order.document_title}}</w:t>
+        <w:rPr>
+          <w:b/>
+          <w:color w:val="004E70"/>
+          <w:sz w:val="34"/>
+        </w:rPr>
+        <w:t xml:space="preserve">Bestattungsauftrag und Vollmacht</w:t>
       </w:r>
     </w:p>
     <w:p>
       <w:pPr>
-        <w:spacing w:after="40" w:before="0" w:line="240" w:lineRule="auto"/>
-        <w:jc w:val="center"/>
+        <w:spacing w:before="0" w:after="120" w:line="252" w:lineRule="auto"/>
       </w:pPr>
       <w:r>
         <w:rPr>
-          <w:i/>
           <w:color w:val="495E6C"/>
-          <w:sz w:val="20"/>
+          <w:sz w:val="17"/>
         </w:rPr>
-        <w:t>Vorlage zur fallbezogenen Befüllung und Unterschrift</w:t>
+        <w:t xml:space="preserve">Auftrag {{order.kva_number}} vom {{order.kva_date}} · Fallnummer {{case.case_number}}</w:t>
+      </w:r>
+    </w:p>
+    <w:p>
+      <w:pPr>
+        <w:keepNext/>
+        <w:spacing w:before="0" w:after="60" w:line="252" w:lineRule="auto"/>
+      </w:pPr>
+      <w:r>
+        <w:rPr>
+          <w:b/>
+          <w:color w:val="004E70"/>
+          <w:sz w:val="22"/>
+        </w:rPr>
+        <w:t xml:space="preserve">Auftraggeber/in</w:t>
       </w:r>
     </w:p>
     <w:tbl>
       <w:tblPr>
-        <w:tblStyle w:val="TableGrid"/>
-        <w:tblW w:type="auto" w:w="0"/>
+        <w:tblW w:type="dxa" w:w="10200"/>
         <w:jc w:val="center"/>
-        <w:tblLook w:firstColumn="1" w:firstRow="1" w:lastColumn="0" w:lastRow="0" w:noHBand="0" w:noVBand="1" w:val="04A0"/>
+        <w:tblBorders>
+          <w:top w:val="single" w:sz="4" w:space="0" w:color="FFFFFF"/>
+          <w:left w:val="single" w:sz="4" w:space="0" w:color="FFFFFF"/>
+          <w:bottom w:val="single" w:sz="4" w:space="0" w:color="FFFFFF"/>
+          <w:right w:val="single" w:sz="4" w:space="0" w:color="FFFFFF"/>
+          <w:insideH w:val="single" w:sz="4" w:space="0" w:color="FFFFFF"/>
+          <w:insideV w:val="single" w:sz="4" w:space="0" w:color="FFFFFF"/>
+        </w:tblBorders>
+        <w:tblLayout w:type="fixed"/>
       </w:tblPr>
       <w:tblGrid>
-        <w:gridCol w:w="5213"/>
-        <w:gridCol w:w="5213"/>
+        <w:gridCol w:w="5100"/>
+        <w:gridCol w:w="5100"/>
       </w:tblGrid>
       <w:tr>
+        <w:trPr>
+          <w:cantSplit/>
+        </w:trPr>
         <w:tc>
           <w:tcPr>
-            <w:tcW w:type="dxa" w:w="5213"/>
-            <w:shd w:fill="F3F7F9"/>
+            <w:tcW w:type="dxa" w:w="5100"/>
+            <w:shd w:val="clear" w:color="auto" w:fill="F3F7F9"/>
             <w:tcMar>
               <w:top w:w="55" w:type="dxa"/>
-              <w:start w:w="75" w:type="dxa"/>
+              <w:start w:w="85" w:type="dxa"/>
               <w:bottom w:w="55" w:type="dxa"/>
-              <w:end w:w="75" w:type="dxa"/>
+              <w:end w:w="85" w:type="dxa"/>
             </w:tcMar>
           </w:tcPr>
           <w:p>
             <w:pPr>
-              <w:spacing w:after="0" w:before="0" w:line="240" w:lineRule="auto"/>
+              <w:spacing w:before="0" w:after="0" w:line="252" w:lineRule="auto"/>
             </w:pPr>
             <w:r>
               <w:rPr>
-                <w:sz w:val="16"/>
+                <w:color w:val="495E6C"/>
+                <w:sz w:val="15"/>
               </w:rPr>
-            </w:r>
-            <w:r>
-              <w:rPr>
-                <w:color w:val="495E6C"/>
-                <w:sz w:val="16"/>
-              </w:rPr>
-              <w:t>Fallnummer</w:t>
+              <w:t xml:space="preserve">Name</w:t>
             </w:r>
           </w:p>
           <w:p>
             <w:pPr>
-              <w:spacing w:after="0" w:before="0" w:line="240" w:lineRule="auto"/>
+              <w:spacing w:before="0" w:after="0" w:line="252" w:lineRule="auto"/>
             </w:pPr>
             <w:r>
               <w:rPr>
                 <w:color w:val="0C2D3E"/>
-                <w:sz w:val="16"/>
+                <w:sz w:val="18"/>
               </w:rPr>
-              <w:t>{{case.case_number}}</w:t>
+              <w:t xml:space="preserve">{{order.order_client_name}}</w:t>
             </w:r>
           </w:p>
         </w:tc>
         <w:tc>
           <w:tcPr>
-            <w:tcW w:type="dxa" w:w="5213"/>
-            <w:shd w:fill="F3F7F9"/>
+            <w:tcW w:type="dxa" w:w="5100"/>
+            <w:shd w:val="clear" w:color="auto" w:fill="F3F7F9"/>
             <w:tcMar>
               <w:top w:w="55" w:type="dxa"/>
-              <w:start w:w="75" w:type="dxa"/>
+              <w:start w:w="85" w:type="dxa"/>
               <w:bottom w:w="55" w:type="dxa"/>
-              <w:end w:w="75" w:type="dxa"/>
+              <w:end w:w="85" w:type="dxa"/>
             </w:tcMar>
           </w:tcPr>
           <w:p>
             <w:pPr>
-              <w:spacing w:after="0" w:before="0" w:line="240" w:lineRule="auto"/>
+              <w:spacing w:before="0" w:after="0" w:line="252" w:lineRule="auto"/>
             </w:pPr>
             <w:r>
               <w:rPr>
-                <w:sz w:val="16"/>
+                <w:color w:val="495E6C"/>
+                <w:sz w:val="15"/>
               </w:rPr>
-            </w:r>
-            <w:r>
-              <w:rPr>
-                <w:color w:val="495E6C"/>
-                <w:sz w:val="16"/>
-              </w:rPr>
-              <w:t>Verstorbene Person</w:t>
+              <w:t xml:space="preserve">Verhältnis zur verstorbenen Person / Vertretungsgrund</w:t>
             </w:r>
           </w:p>
           <w:p>
             <w:pPr>
-              <w:spacing w:after="0" w:before="0" w:line="240" w:lineRule="auto"/>
+              <w:spacing w:before="0" w:after="0" w:line="252" w:lineRule="auto"/>
             </w:pPr>
             <w:r>
               <w:rPr>
                 <w:color w:val="0C2D3E"/>
-                <w:sz w:val="16"/>
+                <w:sz w:val="18"/>
               </w:rPr>
-              <w:t>{{case.last_name}}, {{case.first_name}}</w:t>
+              <w:t xml:space="preserve">{{order.order_client_relation}}</w:t>
             </w:r>
           </w:p>
         </w:tc>
       </w:tr>
       <w:tr>
+        <w:trPr>
+          <w:cantSplit/>
+        </w:trPr>
         <w:tc>
           <w:tcPr>
-            <w:tcW w:type="dxa" w:w="5213"/>
-            <w:shd w:fill="F3F7F9"/>
+            <w:tcW w:type="dxa" w:w="5100"/>
+            <w:shd w:val="clear" w:color="auto" w:fill="F3F7F9"/>
             <w:tcMar>
               <w:top w:w="55" w:type="dxa"/>
-              <w:start w:w="75" w:type="dxa"/>
+              <w:start w:w="85" w:type="dxa"/>
               <w:bottom w:w="55" w:type="dxa"/>
-              <w:end w:w="75" w:type="dxa"/>
+              <w:end w:w="85" w:type="dxa"/>
             </w:tcMar>
           </w:tcPr>
           <w:p>
             <w:pPr>
-              <w:spacing w:after="0" w:before="0" w:line="240" w:lineRule="auto"/>
+              <w:spacing w:before="0" w:after="0" w:line="252" w:lineRule="auto"/>
             </w:pPr>
             <w:r>
               <w:rPr>
-                <w:sz w:val="16"/>
+                <w:color w:val="495E6C"/>
+                <w:sz w:val="15"/>
               </w:rPr>
-            </w:r>
-            <w:r>
-              <w:rPr>
-                <w:color w:val="495E6C"/>
-                <w:sz w:val="16"/>
-              </w:rPr>
-              <w:t>Sterbedatum</w:t>
+              <w:t xml:space="preserve">Anschrift</w:t>
             </w:r>
           </w:p>
           <w:p>
             <w:pPr>
-              <w:spacing w:after="0" w:before="0" w:line="240" w:lineRule="auto"/>
+              <w:spacing w:before="0" w:after="0" w:line="252" w:lineRule="auto"/>
             </w:pPr>
             <w:r>
               <w:rPr>
                 <w:color w:val="0C2D3E"/>
-                <w:sz w:val="16"/>
+                <w:sz w:val="18"/>
               </w:rPr>
-              <w:t>{{case.date_of_death}}</w:t>
+              <w:t xml:space="preserve">{{order.client_address}}</w:t>
             </w:r>
           </w:p>
         </w:tc>
         <w:tc>
           <w:tcPr>
-            <w:tcW w:type="dxa" w:w="5213"/>
-            <w:shd w:fill="F3F7F9"/>
+            <w:tcW w:type="dxa" w:w="5100"/>
+            <w:shd w:val="clear" w:color="auto" w:fill="F3F7F9"/>
             <w:tcMar>
               <w:top w:w="55" w:type="dxa"/>
-              <w:start w:w="75" w:type="dxa"/>
+              <w:start w:w="85" w:type="dxa"/>
               <w:bottom w:w="55" w:type="dxa"/>
-              <w:end w:w="75" w:type="dxa"/>
+              <w:end w:w="85" w:type="dxa"/>
             </w:tcMar>
           </w:tcPr>
           <w:p>
             <w:pPr>
-              <w:spacing w:after="0" w:before="0" w:line="240" w:lineRule="auto"/>
+              <w:spacing w:before="0" w:after="0" w:line="252" w:lineRule="auto"/>
             </w:pPr>
             <w:r>
               <w:rPr>
-                <w:sz w:val="16"/>
+                <w:color w:val="495E6C"/>
+                <w:sz w:val="15"/>
               </w:rPr>
-            </w:r>
-            <w:r>
-              <w:rPr>
-                <w:color w:val="495E6C"/>
-                <w:sz w:val="16"/>
-              </w:rPr>
-              <w:t>Bestattungsart</w:t>
+              <w:t xml:space="preserve">Telefon / Mobil</w:t>
             </w:r>
           </w:p>
           <w:p>
             <w:pPr>
-              <w:spacing w:after="0" w:before="0" w:line="240" w:lineRule="auto"/>
+              <w:spacing w:before="0" w:after="0" w:line="252" w:lineRule="auto"/>
             </w:pPr>
             <w:r>
               <w:rPr>
                 <w:color w:val="0C2D3E"/>
-                <w:sz w:val="16"/>
+                <w:sz w:val="18"/>
               </w:rPr>
-              <w:t>{{case.funeral_type}}</w:t>
+              <w:t xml:space="preserve">{{order.client_phone_line}}</w:t>
+            </w:r>
+          </w:p>
+        </w:tc>
+      </w:tr>
+      <w:tr>
+        <w:trPr>
+          <w:cantSplit/>
+        </w:trPr>
+        <w:tc>
+          <w:tcPr>
+            <w:tcW w:type="dxa" w:w="5100"/>
+            <w:shd w:val="clear" w:color="auto" w:fill="F3F7F9"/>
+            <w:tcMar>
+              <w:top w:w="55" w:type="dxa"/>
+              <w:start w:w="85" w:type="dxa"/>
+              <w:bottom w:w="55" w:type="dxa"/>
+              <w:end w:w="85" w:type="dxa"/>
+            </w:tcMar>
+          </w:tcPr>
+          <w:p>
+            <w:pPr>
+              <w:spacing w:before="0" w:after="0" w:line="252" w:lineRule="auto"/>
+            </w:pPr>
+            <w:r>
+              <w:rPr>
+                <w:color w:val="495E6C"/>
+                <w:sz w:val="15"/>
+              </w:rPr>
+              <w:t xml:space="preserve">E-Mail für Vertragsunterlagen</w:t>
+            </w:r>
+          </w:p>
+          <w:p>
+            <w:pPr>
+              <w:spacing w:before="0" w:after="0" w:line="252" w:lineRule="auto"/>
+            </w:pPr>
+            <w:r>
+              <w:rPr>
+                <w:color w:val="0C2D3E"/>
+                <w:sz w:val="18"/>
+              </w:rPr>
+              <w:t xml:space="preserve">{{order.order_client_email}}</w:t>
+            </w:r>
+          </w:p>
+        </w:tc>
+        <w:tc>
+          <w:tcPr>
+            <w:tcW w:type="dxa" w:w="5100"/>
+            <w:shd w:val="clear" w:color="auto" w:fill="F3F7F9"/>
+            <w:tcMar>
+              <w:top w:w="55" w:type="dxa"/>
+              <w:start w:w="85" w:type="dxa"/>
+              <w:bottom w:w="55" w:type="dxa"/>
+              <w:end w:w="85" w:type="dxa"/>
+            </w:tcMar>
+          </w:tcPr>
+          <w:p>
+            <w:pPr>
+              <w:spacing w:before="0" w:after="0" w:line="252" w:lineRule="auto"/>
+            </w:pPr>
+            <w:r>
+              <w:rPr>
+                <w:color w:val="495E6C"/>
+                <w:sz w:val="15"/>
+              </w:rPr>
+              <w:t xml:space="preserve">Rechnungsempfänger/in</w:t>
+            </w:r>
+          </w:p>
+          <w:p>
+            <w:pPr>
+              <w:spacing w:before="0" w:after="0" w:line="252" w:lineRule="auto"/>
+            </w:pPr>
+            <w:r>
+              <w:rPr>
+                <w:color w:val="0C2D3E"/>
+                <w:sz w:val="18"/>
+              </w:rPr>
+              <w:t xml:space="preserve">{{order.invoice_recipient_address}}</w:t>
             </w:r>
           </w:p>
         </w:tc>
@@ -207,257 +293,259 @@
     </w:tbl>
     <w:p>
       <w:pPr>
-        <w:spacing w:after="40" w:before="0" w:line="240" w:lineRule="auto"/>
-      </w:pPr>
-    </w:p>
-    <w:p>
-      <w:pPr>
-        <w:spacing w:before="0" w:after="40" w:line="240" w:lineRule="auto"/>
+        <w:keepNext/>
+        <w:spacing w:before="200" w:after="60" w:line="252" w:lineRule="auto"/>
       </w:pPr>
       <w:r>
         <w:rPr>
           <w:b/>
           <w:color w:val="004E70"/>
-          <w:sz w:val="26"/>
+          <w:sz w:val="22"/>
         </w:rPr>
-        <w:t>Auftraggeber / Angehöriger</w:t>
+        <w:t xml:space="preserve">Angaben zum Sterbefall</w:t>
       </w:r>
     </w:p>
     <w:tbl>
       <w:tblPr>
-        <w:tblStyle w:val="TableGrid"/>
-        <w:tblW w:type="auto" w:w="0"/>
+        <w:tblW w:type="dxa" w:w="10200"/>
         <w:jc w:val="center"/>
-        <w:tblLook w:firstColumn="1" w:firstRow="1" w:lastColumn="0" w:lastRow="0" w:noHBand="0" w:noVBand="1" w:val="04A0"/>
+        <w:tblBorders>
+          <w:top w:val="single" w:sz="4" w:space="0" w:color="FFFFFF"/>
+          <w:left w:val="single" w:sz="4" w:space="0" w:color="FFFFFF"/>
+          <w:bottom w:val="single" w:sz="4" w:space="0" w:color="FFFFFF"/>
+          <w:right w:val="single" w:sz="4" w:space="0" w:color="FFFFFF"/>
+          <w:insideH w:val="single" w:sz="4" w:space="0" w:color="FFFFFF"/>
+          <w:insideV w:val="single" w:sz="4" w:space="0" w:color="FFFFFF"/>
+        </w:tblBorders>
+        <w:tblLayout w:type="fixed"/>
       </w:tblPr>
       <w:tblGrid>
-        <w:gridCol w:w="5213"/>
-        <w:gridCol w:w="5213"/>
+        <w:gridCol w:w="3400"/>
+        <w:gridCol w:w="3400"/>
+        <w:gridCol w:w="3400"/>
       </w:tblGrid>
       <w:tr>
+        <w:trPr>
+          <w:cantSplit/>
+        </w:trPr>
         <w:tc>
           <w:tcPr>
-            <w:tcW w:type="dxa" w:w="5213"/>
-            <w:shd w:fill="F3F7F9"/>
+            <w:tcW w:type="dxa" w:w="3400"/>
+            <w:shd w:val="clear" w:color="auto" w:fill="F3F7F9"/>
             <w:tcMar>
               <w:top w:w="55" w:type="dxa"/>
-              <w:start w:w="75" w:type="dxa"/>
+              <w:start w:w="85" w:type="dxa"/>
               <w:bottom w:w="55" w:type="dxa"/>
-              <w:end w:w="75" w:type="dxa"/>
+              <w:end w:w="85" w:type="dxa"/>
             </w:tcMar>
           </w:tcPr>
           <w:p>
             <w:pPr>
-              <w:spacing w:after="0" w:before="0" w:line="240" w:lineRule="auto"/>
+              <w:spacing w:before="0" w:after="0" w:line="252" w:lineRule="auto"/>
             </w:pPr>
             <w:r>
               <w:rPr>
-                <w:sz w:val="16"/>
+                <w:color w:val="495E6C"/>
+                <w:sz w:val="15"/>
               </w:rPr>
-            </w:r>
-            <w:r>
-              <w:rPr>
-                <w:color w:val="495E6C"/>
-                <w:sz w:val="16"/>
-              </w:rPr>
-              <w:t>Name</w:t>
+              <w:t xml:space="preserve">Verstorbene Person</w:t>
             </w:r>
           </w:p>
           <w:p>
             <w:pPr>
-              <w:spacing w:after="0" w:before="0" w:line="240" w:lineRule="auto"/>
+              <w:spacing w:before="0" w:after="0" w:line="252" w:lineRule="auto"/>
             </w:pPr>
             <w:r>
               <w:rPr>
                 <w:color w:val="0C2D3E"/>
-                <w:sz w:val="16"/>
+                <w:sz w:val="18"/>
               </w:rPr>
-              <w:t>{{order.order_client_name}}</w:t>
+              <w:t xml:space="preserve">{{case.first_name}} {{case.last_name}}</w:t>
             </w:r>
           </w:p>
         </w:tc>
         <w:tc>
           <w:tcPr>
-            <w:tcW w:type="dxa" w:w="5213"/>
-            <w:shd w:fill="F3F7F9"/>
+            <w:tcW w:type="dxa" w:w="3400"/>
+            <w:shd w:val="clear" w:color="auto" w:fill="F3F7F9"/>
             <w:tcMar>
               <w:top w:w="55" w:type="dxa"/>
-              <w:start w:w="75" w:type="dxa"/>
+              <w:start w:w="85" w:type="dxa"/>
               <w:bottom w:w="55" w:type="dxa"/>
-              <w:end w:w="75" w:type="dxa"/>
+              <w:end w:w="85" w:type="dxa"/>
             </w:tcMar>
           </w:tcPr>
           <w:p>
             <w:pPr>
-              <w:spacing w:after="0" w:before="0" w:line="240" w:lineRule="auto"/>
+              <w:spacing w:before="0" w:after="0" w:line="252" w:lineRule="auto"/>
             </w:pPr>
             <w:r>
               <w:rPr>
-                <w:sz w:val="16"/>
+                <w:color w:val="495E6C"/>
+                <w:sz w:val="15"/>
               </w:rPr>
-            </w:r>
-            <w:r>
-              <w:rPr>
-                <w:color w:val="495E6C"/>
-                <w:sz w:val="16"/>
-              </w:rPr>
-              <w:t>Beziehung</w:t>
+              <w:t xml:space="preserve">Geburtsdatum</w:t>
             </w:r>
           </w:p>
           <w:p>
             <w:pPr>
-              <w:spacing w:after="0" w:before="0" w:line="240" w:lineRule="auto"/>
+              <w:spacing w:before="0" w:after="0" w:line="252" w:lineRule="auto"/>
             </w:pPr>
             <w:r>
               <w:rPr>
                 <w:color w:val="0C2D3E"/>
-                <w:sz w:val="16"/>
+                <w:sz w:val="18"/>
               </w:rPr>
-              <w:t>{{order.order_client_relation}}</w:t>
+              <w:t xml:space="preserve">{{case.date_of_birth}}</w:t>
+            </w:r>
+          </w:p>
+        </w:tc>
+        <w:tc>
+          <w:tcPr>
+            <w:tcW w:type="dxa" w:w="3400"/>
+            <w:shd w:val="clear" w:color="auto" w:fill="F3F7F9"/>
+            <w:tcMar>
+              <w:top w:w="55" w:type="dxa"/>
+              <w:start w:w="85" w:type="dxa"/>
+              <w:bottom w:w="55" w:type="dxa"/>
+              <w:end w:w="85" w:type="dxa"/>
+            </w:tcMar>
+          </w:tcPr>
+          <w:p>
+            <w:pPr>
+              <w:spacing w:before="0" w:after="0" w:line="252" w:lineRule="auto"/>
+            </w:pPr>
+            <w:r>
+              <w:rPr>
+                <w:color w:val="495E6C"/>
+                <w:sz w:val="15"/>
+              </w:rPr>
+              <w:t xml:space="preserve">Sterbedatum</w:t>
+            </w:r>
+          </w:p>
+          <w:p>
+            <w:pPr>
+              <w:spacing w:before="0" w:after="0" w:line="252" w:lineRule="auto"/>
+            </w:pPr>
+            <w:r>
+              <w:rPr>
+                <w:color w:val="0C2D3E"/>
+                <w:sz w:val="18"/>
+              </w:rPr>
+              <w:t xml:space="preserve">{{case.date_of_death}}</w:t>
             </w:r>
           </w:p>
         </w:tc>
       </w:tr>
       <w:tr>
+        <w:trPr>
+          <w:cantSplit/>
+        </w:trPr>
         <w:tc>
           <w:tcPr>
-            <w:tcW w:type="dxa" w:w="5213"/>
-            <w:shd w:fill="F3F7F9"/>
+            <w:tcW w:type="dxa" w:w="3400"/>
+            <w:shd w:val="clear" w:color="auto" w:fill="F3F7F9"/>
             <w:tcMar>
               <w:top w:w="55" w:type="dxa"/>
-              <w:start w:w="75" w:type="dxa"/>
+              <w:start w:w="85" w:type="dxa"/>
               <w:bottom w:w="55" w:type="dxa"/>
-              <w:end w:w="75" w:type="dxa"/>
+              <w:end w:w="85" w:type="dxa"/>
             </w:tcMar>
           </w:tcPr>
           <w:p>
             <w:pPr>
-              <w:spacing w:after="0" w:before="0" w:line="240" w:lineRule="auto"/>
+              <w:spacing w:before="0" w:after="0" w:line="252" w:lineRule="auto"/>
             </w:pPr>
             <w:r>
               <w:rPr>
-                <w:sz w:val="16"/>
+                <w:color w:val="495E6C"/>
+                <w:sz w:val="15"/>
               </w:rPr>
-            </w:r>
-            <w:r>
-              <w:rPr>
-                <w:color w:val="495E6C"/>
-                <w:sz w:val="16"/>
-              </w:rPr>
-              <w:t>Telefon</w:t>
+              <w:t xml:space="preserve">Sterbeort / Einrichtung</w:t>
             </w:r>
           </w:p>
           <w:p>
             <w:pPr>
-              <w:spacing w:after="0" w:before="0" w:line="240" w:lineRule="auto"/>
+              <w:spacing w:before="0" w:after="0" w:line="252" w:lineRule="auto"/>
             </w:pPr>
             <w:r>
               <w:rPr>
                 <w:color w:val="0C2D3E"/>
-                <w:sz w:val="16"/>
+                <w:sz w:val="18"/>
               </w:rPr>
-              <w:t>{{order.order_client_phone}}</w:t>
+              <w:t xml:space="preserve">{{case.place_of_death}}</w:t>
             </w:r>
           </w:p>
         </w:tc>
         <w:tc>
           <w:tcPr>
-            <w:tcW w:type="dxa" w:w="5213"/>
-            <w:shd w:fill="F3F7F9"/>
+            <w:tcW w:type="dxa" w:w="3400"/>
+            <w:shd w:val="clear" w:color="auto" w:fill="F3F7F9"/>
             <w:tcMar>
               <w:top w:w="55" w:type="dxa"/>
-              <w:start w:w="75" w:type="dxa"/>
+              <w:start w:w="85" w:type="dxa"/>
               <w:bottom w:w="55" w:type="dxa"/>
-              <w:end w:w="75" w:type="dxa"/>
+              <w:end w:w="85" w:type="dxa"/>
             </w:tcMar>
           </w:tcPr>
           <w:p>
             <w:pPr>
-              <w:spacing w:after="0" w:before="0" w:line="240" w:lineRule="auto"/>
+              <w:spacing w:before="0" w:after="0" w:line="252" w:lineRule="auto"/>
             </w:pPr>
             <w:r>
               <w:rPr>
-                <w:sz w:val="16"/>
+                <w:color w:val="495E6C"/>
+                <w:sz w:val="15"/>
               </w:rPr>
-            </w:r>
-            <w:r>
-              <w:rPr>
-                <w:color w:val="495E6C"/>
-                <w:sz w:val="16"/>
-              </w:rPr>
-              <w:t>E-Mail</w:t>
+              <w:t xml:space="preserve">Bestattungsart</w:t>
             </w:r>
           </w:p>
           <w:p>
             <w:pPr>
-              <w:spacing w:after="0" w:before="0" w:line="240" w:lineRule="auto"/>
+              <w:spacing w:before="0" w:after="0" w:line="252" w:lineRule="auto"/>
             </w:pPr>
             <w:r>
               <w:rPr>
                 <w:color w:val="0C2D3E"/>
-                <w:sz w:val="16"/>
+                <w:sz w:val="18"/>
               </w:rPr>
-              <w:t>{{order.order_client_email}}</w:t>
-            </w:r>
-          </w:p>
-        </w:tc>
-      </w:tr>
-      <w:tr>
-        <w:tc>
-          <w:tcPr>
-            <w:tcW w:type="dxa" w:w="5213"/>
-            <w:vAlign w:val="center"/>
-            <w:tcMar>
-              <w:top w:w="55" w:type="dxa"/>
-              <w:start w:w="75" w:type="dxa"/>
-              <w:bottom w:w="55" w:type="dxa"/>
-              <w:end w:w="75" w:type="dxa"/>
-            </w:tcMar>
-          </w:tcPr>
-          <w:p>
-            <w:pPr>
-              <w:spacing w:before="0" w:after="0" w:line="240" w:lineRule="auto"/>
-              <w:jc w:val="left"/>
-            </w:pPr>
-            <w:r>
-              <w:rPr>
-                <w:rFonts w:ascii="Arial" w:hAnsi="Arial"/>
-                <w:b w:val="0"/>
-                <w:color w:val="173B4D"/>
-                <w:sz w:val="16"/>
-              </w:rPr>
-              <w:t>Mobilfunk</w:t>
-              <w:br/>
-              <w:t>{{order.order_client_mobile}}</w:t>
+              <w:t xml:space="preserve">{{case.funeral_type}}</w:t>
             </w:r>
           </w:p>
         </w:tc>
         <w:tc>
           <w:tcPr>
-            <w:tcW w:type="dxa" w:w="5213"/>
-            <w:vAlign w:val="center"/>
+            <w:tcW w:type="dxa" w:w="3400"/>
+            <w:shd w:val="clear" w:color="auto" w:fill="F3F7F9"/>
             <w:tcMar>
               <w:top w:w="55" w:type="dxa"/>
-              <w:start w:w="75" w:type="dxa"/>
+              <w:start w:w="85" w:type="dxa"/>
               <w:bottom w:w="55" w:type="dxa"/>
-              <w:end w:w="75" w:type="dxa"/>
+              <w:end w:w="85" w:type="dxa"/>
             </w:tcMar>
           </w:tcPr>
           <w:p>
             <w:pPr>
-              <w:spacing w:before="0" w:after="0" w:line="240" w:lineRule="auto"/>
-              <w:jc w:val="left"/>
+              <w:spacing w:before="0" w:after="0" w:line="252" w:lineRule="auto"/>
             </w:pPr>
             <w:r>
               <w:rPr>
-                <w:rFonts w:ascii="Arial" w:hAnsi="Arial"/>
-                <w:b w:val="0"/>
-                <w:color w:val="173B4D"/>
-                <w:sz w:val="16"/>
+                <w:color w:val="495E6C"/>
+                <w:sz w:val="15"/>
               </w:rPr>
-              <w:t>Rechnungsempfänger</w:t>
-              <w:br/>
-              <w:t>{{order.invoice_recipient_address}}</w:t>
+              <w:t xml:space="preserve">Aktenzeichen</w:t>
+            </w:r>
+          </w:p>
+          <w:p>
+            <w:pPr>
+              <w:spacing w:before="0" w:after="0" w:line="252" w:lineRule="auto"/>
+            </w:pPr>
+            <w:r>
+              <w:rPr>
+                <w:color w:val="0C2D3E"/>
+                <w:sz w:val="18"/>
+              </w:rPr>
+              <w:t xml:space="preserve">{{case.case_number}}</w:t>
             </w:r>
           </w:p>
         </w:tc>
@@ -465,225 +553,186 @@
     </w:tbl>
     <w:p>
       <w:pPr>
-        <w:spacing w:after="40" w:before="0" w:line="240" w:lineRule="auto"/>
-      </w:pPr>
-    </w:p>
-    <w:p>
-      <w:pPr>
-        <w:spacing w:before="0" w:after="40" w:line="240" w:lineRule="auto"/>
+        <w:keepNext/>
+        <w:spacing w:before="200" w:after="60" w:line="252" w:lineRule="auto"/>
       </w:pPr>
       <w:r>
         <w:rPr>
           <w:b/>
           <w:color w:val="004E70"/>
-          <w:sz w:val="26"/>
+          <w:sz w:val="22"/>
         </w:rPr>
-        <w:t>Leistungs- und Urkundenauftrag</w:t>
+        <w:t xml:space="preserve">Auftragnehmer (Bestattungsunternehmen)</w:t>
       </w:r>
     </w:p>
     <w:tbl>
       <w:tblPr>
-        <w:tblStyle w:val="TableGrid"/>
-        <w:tblW w:type="auto" w:w="0"/>
+        <w:tblW w:type="dxa" w:w="10200"/>
         <w:jc w:val="center"/>
-        <w:tblLook w:firstColumn="1" w:firstRow="1" w:lastColumn="0" w:lastRow="0" w:noHBand="0" w:noVBand="1" w:val="04A0"/>
+        <w:tblBorders>
+          <w:top w:val="single" w:sz="4" w:space="0" w:color="FFFFFF"/>
+          <w:left w:val="single" w:sz="4" w:space="0" w:color="FFFFFF"/>
+          <w:bottom w:val="single" w:sz="4" w:space="0" w:color="FFFFFF"/>
+          <w:right w:val="single" w:sz="4" w:space="0" w:color="FFFFFF"/>
+          <w:insideH w:val="single" w:sz="4" w:space="0" w:color="FFFFFF"/>
+          <w:insideV w:val="single" w:sz="4" w:space="0" w:color="FFFFFF"/>
+        </w:tblBorders>
+        <w:tblLayout w:type="fixed"/>
       </w:tblPr>
       <w:tblGrid>
-        <w:gridCol w:w="5213"/>
-        <w:gridCol w:w="5213"/>
+        <w:gridCol w:w="5100"/>
+        <w:gridCol w:w="5100"/>
       </w:tblGrid>
       <w:tr>
+        <w:trPr>
+          <w:cantSplit/>
+        </w:trPr>
         <w:tc>
           <w:tcPr>
-            <w:tcW w:type="dxa" w:w="5213"/>
-            <w:shd w:fill="F3F7F9"/>
+            <w:tcW w:type="dxa" w:w="5100"/>
+            <w:shd w:val="clear" w:color="auto" w:fill="F3F7F9"/>
             <w:tcMar>
               <w:top w:w="55" w:type="dxa"/>
-              <w:start w:w="75" w:type="dxa"/>
+              <w:start w:w="85" w:type="dxa"/>
               <w:bottom w:w="55" w:type="dxa"/>
-              <w:end w:w="75" w:type="dxa"/>
+              <w:end w:w="85" w:type="dxa"/>
             </w:tcMar>
           </w:tcPr>
           <w:p>
             <w:pPr>
-              <w:spacing w:before="0" w:after="0" w:line="240" w:lineRule="auto"/>
+              <w:spacing w:before="0" w:after="0" w:line="252" w:lineRule="auto"/>
             </w:pPr>
             <w:r>
               <w:rPr>
-                <w:sz w:val="16"/>
+                <w:color w:val="495E6C"/>
+                <w:sz w:val="15"/>
               </w:rPr>
-              <w:t>Vorgangsnummer</w:t>
-              <w:br/>
-              <w:t>{{order.kva_number}}</w:t>
+              <w:t xml:space="preserve">Firma</w:t>
+            </w:r>
+          </w:p>
+          <w:p>
+            <w:pPr>
+              <w:spacing w:before="0" w:after="0" w:line="252" w:lineRule="auto"/>
+            </w:pPr>
+            <w:r>
+              <w:rPr>
+                <w:color w:val="0C2D3E"/>
+                <w:sz w:val="18"/>
+              </w:rPr>
+              <w:t xml:space="preserve">{{case.branch_name}}</w:t>
             </w:r>
           </w:p>
         </w:tc>
         <w:tc>
           <w:tcPr>
-            <w:tcW w:type="dxa" w:w="5213"/>
-            <w:shd w:fill="F3F7F9"/>
+            <w:tcW w:type="dxa" w:w="5100"/>
+            <w:shd w:val="clear" w:color="auto" w:fill="F3F7F9"/>
             <w:tcMar>
               <w:top w:w="55" w:type="dxa"/>
-              <w:start w:w="75" w:type="dxa"/>
+              <w:start w:w="85" w:type="dxa"/>
               <w:bottom w:w="55" w:type="dxa"/>
-              <w:end w:w="75" w:type="dxa"/>
+              <w:end w:w="85" w:type="dxa"/>
             </w:tcMar>
           </w:tcPr>
           <w:p>
             <w:pPr>
-              <w:spacing w:before="0" w:after="0" w:line="240" w:lineRule="auto"/>
+              <w:spacing w:before="0" w:after="0" w:line="252" w:lineRule="auto"/>
             </w:pPr>
             <w:r>
               <w:rPr>
-                <w:sz w:val="16"/>
+                <w:color w:val="495E6C"/>
+                <w:sz w:val="15"/>
               </w:rPr>
-              <w:t>Datum</w:t>
-              <w:br/>
-              <w:t>{{order.kva_date}}</w:t>
+              <w:t xml:space="preserve">Anschrift</w:t>
+            </w:r>
+          </w:p>
+          <w:p>
+            <w:pPr>
+              <w:spacing w:before="0" w:after="0" w:line="252" w:lineRule="auto"/>
+            </w:pPr>
+            <w:r>
+              <w:rPr>
+                <w:color w:val="0C2D3E"/>
+                <w:sz w:val="18"/>
+              </w:rPr>
+              <w:t xml:space="preserve">{{case.branch_address}}</w:t>
             </w:r>
           </w:p>
         </w:tc>
       </w:tr>
       <w:tr>
+        <w:trPr>
+          <w:cantSplit/>
+        </w:trPr>
         <w:tc>
           <w:tcPr>
-            <w:tcW w:type="dxa" w:w="5213"/>
-            <w:shd w:fill="F3F7F9"/>
+            <w:tcW w:type="dxa" w:w="5100"/>
+            <w:shd w:val="clear" w:color="auto" w:fill="F3F7F9"/>
             <w:tcMar>
               <w:top w:w="55" w:type="dxa"/>
-              <w:start w:w="75" w:type="dxa"/>
+              <w:start w:w="85" w:type="dxa"/>
               <w:bottom w:w="55" w:type="dxa"/>
-              <w:end w:w="75" w:type="dxa"/>
+              <w:end w:w="85" w:type="dxa"/>
             </w:tcMar>
           </w:tcPr>
           <w:p>
             <w:pPr>
-              <w:spacing w:after="0" w:before="0" w:line="240" w:lineRule="auto"/>
+              <w:spacing w:before="0" w:after="0" w:line="252" w:lineRule="auto"/>
             </w:pPr>
             <w:r>
               <w:rPr>
-                <w:sz w:val="16"/>
+                <w:color w:val="495E6C"/>
+                <w:sz w:val="15"/>
               </w:rPr>
-            </w:r>
-            <w:r>
-              <w:rPr>
-                <w:color w:val="495E6C"/>
-                <w:sz w:val="16"/>
-              </w:rPr>
-              <w:t>Sterbeurkunden gebührenfrei</w:t>
+              <w:t xml:space="preserve">Telefon / E-Mail</w:t>
             </w:r>
           </w:p>
           <w:p>
             <w:pPr>
-              <w:spacing w:after="0" w:before="0" w:line="240" w:lineRule="auto"/>
+              <w:spacing w:before="0" w:after="0" w:line="252" w:lineRule="auto"/>
             </w:pPr>
             <w:r>
               <w:rPr>
                 <w:color w:val="0C2D3E"/>
-                <w:sz w:val="16"/>
+                <w:sz w:val="18"/>
               </w:rPr>
-              <w:t>{{order.certificate_free_count}}</w:t>
+              <w:t xml:space="preserve">{{order.contractor_contact}}</w:t>
             </w:r>
           </w:p>
         </w:tc>
         <w:tc>
           <w:tcPr>
-            <w:tcW w:type="dxa" w:w="5213"/>
-            <w:shd w:fill="F3F7F9"/>
+            <w:tcW w:type="dxa" w:w="5100"/>
+            <w:shd w:val="clear" w:color="auto" w:fill="F3F7F9"/>
             <w:tcMar>
               <w:top w:w="55" w:type="dxa"/>
-              <w:start w:w="75" w:type="dxa"/>
+              <w:start w:w="85" w:type="dxa"/>
               <w:bottom w:w="55" w:type="dxa"/>
-              <w:end w:w="75" w:type="dxa"/>
+              <w:end w:w="85" w:type="dxa"/>
             </w:tcMar>
           </w:tcPr>
           <w:p>
             <w:pPr>
-              <w:spacing w:after="0" w:before="0" w:line="240" w:lineRule="auto"/>
+              <w:spacing w:before="0" w:after="0" w:line="252" w:lineRule="auto"/>
             </w:pPr>
             <w:r>
               <w:rPr>
-                <w:sz w:val="16"/>
+                <w:color w:val="495E6C"/>
+                <w:sz w:val="15"/>
               </w:rPr>
-            </w:r>
-            <w:r>
-              <w:rPr>
-                <w:color w:val="495E6C"/>
-                <w:sz w:val="16"/>
-              </w:rPr>
-              <w:t>Sterbeurkunden gebührenpflichtig</w:t>
+              <w:t xml:space="preserve">USt-IdNr. / Register / Vertretung</w:t>
             </w:r>
           </w:p>
           <w:p>
             <w:pPr>
-              <w:spacing w:after="0" w:before="0" w:line="240" w:lineRule="auto"/>
+              <w:spacing w:before="0" w:after="0" w:line="252" w:lineRule="auto"/>
             </w:pPr>
             <w:r>
               <w:rPr>
                 <w:color w:val="0C2D3E"/>
-                <w:sz w:val="16"/>
+                <w:sz w:val="18"/>
               </w:rPr>
-              <w:t>{{order.urkunden_gebuehrenpflichtig}}</w:t>
-            </w:r>
-          </w:p>
-        </w:tc>
-      </w:tr>
-      <w:tr>
-        <w:tc>
-          <w:tcPr>
-            <w:tcW w:type="dxa" w:w="5213"/>
-            <w:vAlign w:val="center"/>
-            <w:tcMar>
-              <w:top w:w="55" w:type="dxa"/>
-              <w:start w:w="75" w:type="dxa"/>
-              <w:bottom w:w="55" w:type="dxa"/>
-              <w:end w:w="75" w:type="dxa"/>
-            </w:tcMar>
-          </w:tcPr>
-          <w:p>
-            <w:pPr>
-              <w:spacing w:before="0" w:after="0" w:line="240" w:lineRule="auto"/>
-              <w:jc w:val="left"/>
-            </w:pPr>
-            <w:r>
-              <w:rPr>
-                <w:rFonts w:ascii="Arial" w:hAnsi="Arial"/>
-                <w:b w:val="0"/>
-                <w:color w:val="173B4D"/>
-                <w:sz w:val="16"/>
-              </w:rPr>
-              <w:t>Status</w:t>
-              <w:br/>
-              <w:t>{{order.status}}</w:t>
-            </w:r>
-          </w:p>
-        </w:tc>
-        <w:tc>
-          <w:tcPr>
-            <w:tcW w:type="dxa" w:w="5213"/>
-            <w:vAlign w:val="center"/>
-            <w:tcMar>
-              <w:top w:w="55" w:type="dxa"/>
-              <w:start w:w="75" w:type="dxa"/>
-              <w:bottom w:w="55" w:type="dxa"/>
-              <w:end w:w="75" w:type="dxa"/>
-            </w:tcMar>
-          </w:tcPr>
-          <w:p>
-            <w:pPr>
-              <w:spacing w:before="0" w:after="0" w:line="240" w:lineRule="auto"/>
-              <w:jc w:val="left"/>
-            </w:pPr>
-            <w:r>
-              <w:rPr>
-                <w:rFonts w:ascii="Arial" w:hAnsi="Arial"/>
-                <w:b w:val="0"/>
-                <w:color w:val="173B4D"/>
-                <w:sz w:val="16"/>
-              </w:rPr>
-              <w:t>Gültig bis / Beauftragungsart</w:t>
-              <w:br/>
-              <w:t>{{order.workflow_detail}}</w:t>
+              <w:t xml:space="preserve">{{order.contractor_legal}}</w:t>
             </w:r>
           </w:p>
         </w:tc>
@@ -691,32 +740,225 @@
     </w:tbl>
     <w:p>
       <w:pPr>
-        <w:spacing w:after="40" w:before="0" w:line="240" w:lineRule="auto"/>
-      </w:pPr>
-    </w:p>
-    <w:p>
-      <w:pPr>
-        <w:spacing w:before="0" w:after="40" w:line="240" w:lineRule="auto"/>
+        <w:keepNext/>
+        <w:spacing w:before="200" w:after="60" w:line="252" w:lineRule="auto"/>
       </w:pPr>
       <w:r>
-        <w:t>{{order.confirmation_text}}</w:t>
+        <w:rPr>
+          <w:b/>
+          <w:color w:val="004E70"/>
+          <w:sz w:val="22"/>
+        </w:rPr>
+        <w:t xml:space="preserve">1. Auftrag und Leistungsumfang</w:t>
       </w:r>
     </w:p>
     <w:p>
       <w:pPr>
-        <w:pStyle w:val="Heading2"/>
-        <w:spacing w:before="0" w:after="40" w:line="240" w:lineRule="auto"/>
+        <w:spacing w:before="0" w:after="60" w:line="252" w:lineRule="auto"/>
+      </w:pPr>
+      <w:r>
+        <w:rPr>
+          <w:color w:val="0C2D3E"/>
+          <w:sz w:val="18"/>
+        </w:rPr>
+        <w:t xml:space="preserve">Der/die Auftraggeber/in beauftragt das oben bezeichnete Bestattungsunternehmen mit den nachstehend angekreuzten und in der Leistungs- und Preisaufstellung konkretisierten Leistungen. Vertragsbestandteile sind dieser Auftrag einschließlich der Leistungs- und Preisaufstellung sowie ausdrücklich einbezogene Anlagen. Nicht aufgeführte Zusatzleistungen bedürfen einer gesonderten Zustimmung.</w:t>
+      </w:r>
+    </w:p>
+    <w:p>
+      <w:pPr>
+        <w:spacing w:before="0" w:after="40" w:line="252" w:lineRule="auto"/>
+        <w:ind w:left="360" w:hanging="360"/>
+      </w:pPr>
+      <w:r>
+        <w:rPr>
+          <w:color w:val="0C2D3E"/>
+          <w:sz w:val="18"/>
+        </w:rPr>
+        <w:t xml:space="preserve">{{order.scope_transfer}}</w:t>
+        <w:tab/>
+        <w:t xml:space="preserve">Überführung und Versorgung der verstorbenen Person</w:t>
+      </w:r>
+    </w:p>
+    <w:p>
+      <w:pPr>
+        <w:spacing w:before="0" w:after="40" w:line="252" w:lineRule="auto"/>
+        <w:ind w:left="360" w:hanging="360"/>
+      </w:pPr>
+      <w:r>
+        <w:rPr>
+          <w:color w:val="0C2D3E"/>
+          <w:sz w:val="18"/>
+        </w:rPr>
+        <w:t xml:space="preserve">{{order.scope_ceremony}}</w:t>
+        <w:tab/>
+        <w:t xml:space="preserve">Organisation der Trauerfeier und Bestattung</w:t>
+      </w:r>
+    </w:p>
+    <w:p>
+      <w:pPr>
+        <w:spacing w:before="0" w:after="40" w:line="252" w:lineRule="auto"/>
+        <w:ind w:left="360" w:hanging="360"/>
+      </w:pPr>
+      <w:r>
+        <w:rPr>
+          <w:color w:val="0C2D3E"/>
+          <w:sz w:val="18"/>
+        </w:rPr>
+        <w:t xml:space="preserve">{{order.scope_formalities}}</w:t>
+        <w:tab/>
+        <w:t xml:space="preserve">Abmeldungen und Behördengänge im Umfang der unter 3. erteilten Vollmacht</w:t>
+      </w:r>
+    </w:p>
+    <w:tbl>
+      <w:tblPr>
+        <w:tblW w:type="dxa" w:w="10200"/>
+        <w:jc w:val="center"/>
+        <w:tblBorders>
+          <w:top w:val="single" w:sz="4" w:space="0" w:color="FFFFFF"/>
+          <w:left w:val="single" w:sz="4" w:space="0" w:color="FFFFFF"/>
+          <w:bottom w:val="single" w:sz="4" w:space="0" w:color="FFFFFF"/>
+          <w:right w:val="single" w:sz="4" w:space="0" w:color="FFFFFF"/>
+          <w:insideH w:val="single" w:sz="4" w:space="0" w:color="FFFFFF"/>
+          <w:insideV w:val="single" w:sz="4" w:space="0" w:color="FFFFFF"/>
+        </w:tblBorders>
+        <w:tblLayout w:type="fixed"/>
+      </w:tblPr>
+      <w:tblGrid>
+        <w:gridCol w:w="3400"/>
+        <w:gridCol w:w="3400"/>
+        <w:gridCol w:w="3400"/>
+      </w:tblGrid>
+      <w:tr>
+        <w:trPr>
+          <w:cantSplit/>
+        </w:trPr>
+        <w:tc>
+          <w:tcPr>
+            <w:tcW w:type="dxa" w:w="3400"/>
+            <w:shd w:val="clear" w:color="auto" w:fill="F3F7F9"/>
+            <w:tcMar>
+              <w:top w:w="55" w:type="dxa"/>
+              <w:start w:w="85" w:type="dxa"/>
+              <w:bottom w:w="55" w:type="dxa"/>
+              <w:end w:w="85" w:type="dxa"/>
+            </w:tcMar>
+          </w:tcPr>
+          <w:p>
+            <w:pPr>
+              <w:spacing w:before="0" w:after="0" w:line="252" w:lineRule="auto"/>
+            </w:pPr>
+            <w:r>
+              <w:rPr>
+                <w:color w:val="495E6C"/>
+                <w:sz w:val="15"/>
+              </w:rPr>
+              <w:t xml:space="preserve">Sterbeurkunden gebührenfrei</w:t>
+            </w:r>
+          </w:p>
+          <w:p>
+            <w:pPr>
+              <w:spacing w:before="0" w:after="0" w:line="252" w:lineRule="auto"/>
+            </w:pPr>
+            <w:r>
+              <w:rPr>
+                <w:color w:val="0C2D3E"/>
+                <w:sz w:val="18"/>
+              </w:rPr>
+              <w:t xml:space="preserve">{{order.certificate_free_count}}</w:t>
+            </w:r>
+          </w:p>
+        </w:tc>
+        <w:tc>
+          <w:tcPr>
+            <w:tcW w:type="dxa" w:w="3400"/>
+            <w:shd w:val="clear" w:color="auto" w:fill="F3F7F9"/>
+            <w:tcMar>
+              <w:top w:w="55" w:type="dxa"/>
+              <w:start w:w="85" w:type="dxa"/>
+              <w:bottom w:w="55" w:type="dxa"/>
+              <w:end w:w="85" w:type="dxa"/>
+            </w:tcMar>
+          </w:tcPr>
+          <w:p>
+            <w:pPr>
+              <w:spacing w:before="0" w:after="0" w:line="252" w:lineRule="auto"/>
+            </w:pPr>
+            <w:r>
+              <w:rPr>
+                <w:color w:val="495E6C"/>
+                <w:sz w:val="15"/>
+              </w:rPr>
+              <w:t xml:space="preserve">Sterbeurkunden gebührenpflichtig</w:t>
+            </w:r>
+          </w:p>
+          <w:p>
+            <w:pPr>
+              <w:spacing w:before="0" w:after="0" w:line="252" w:lineRule="auto"/>
+            </w:pPr>
+            <w:r>
+              <w:rPr>
+                <w:color w:val="0C2D3E"/>
+                <w:sz w:val="18"/>
+              </w:rPr>
+              <w:t xml:space="preserve">{{order.urkunden_gebuehrenpflichtig}}</w:t>
+            </w:r>
+          </w:p>
+        </w:tc>
+        <w:tc>
+          <w:tcPr>
+            <w:tcW w:type="dxa" w:w="3400"/>
+            <w:shd w:val="clear" w:color="auto" w:fill="F3F7F9"/>
+            <w:tcMar>
+              <w:top w:w="55" w:type="dxa"/>
+              <w:start w:w="85" w:type="dxa"/>
+              <w:bottom w:w="55" w:type="dxa"/>
+              <w:end w:w="85" w:type="dxa"/>
+            </w:tcMar>
+          </w:tcPr>
+          <w:p>
+            <w:pPr>
+              <w:spacing w:before="0" w:after="0" w:line="252" w:lineRule="auto"/>
+            </w:pPr>
+            <w:r>
+              <w:rPr>
+                <w:color w:val="495E6C"/>
+                <w:sz w:val="15"/>
+              </w:rPr>
+              <w:t xml:space="preserve">Art der Beauftragung</w:t>
+            </w:r>
+          </w:p>
+          <w:p>
+            <w:pPr>
+              <w:spacing w:before="0" w:after="0" w:line="252" w:lineRule="auto"/>
+            </w:pPr>
+            <w:r>
+              <w:rPr>
+                <w:color w:val="0C2D3E"/>
+                <w:sz w:val="18"/>
+              </w:rPr>
+              <w:t xml:space="preserve">{{order.workflow_detail}}</w:t>
+            </w:r>
+          </w:p>
+        </w:tc>
+      </w:tr>
+    </w:tbl>
+    <w:p>
+      <w:pPr>
+        <w:keepNext/>
+        <w:spacing w:before="200" w:after="60" w:line="252" w:lineRule="auto"/>
       </w:pPr>
       <w:r>
         <w:rPr>
           <w:b/>
+          <w:color w:val="004E70"/>
+          <w:sz w:val="22"/>
         </w:rPr>
-        <w:t>{{order.services_heading}}</w:t>
+        <w:t xml:space="preserve">{{order.services_heading}}</w:t>
       </w:r>
     </w:p>
     <w:tbl>
       <w:tblPr>
-        <w:tblW w:type="dxa" w:w="9465"/>
+        <w:tblW w:type="pct" w:w="5000"/>
         <w:tblStyle w:val="TableGrid"/>
         <w:jc w:val="center"/>
         <w:tblLayout w:type="fixed"/>
@@ -1225,19 +1467,21 @@
     </w:tbl>
     <w:p>
       <w:pPr>
-        <w:spacing w:before="100" w:after="40"/>
+        <w:keepNext/>
+        <w:spacing w:before="120" w:after="40" w:line="252" w:lineRule="auto"/>
       </w:pPr>
       <w:r>
         <w:rPr>
           <w:b/>
-          <w:sz w:val="18"/>
+          <w:color w:val="004E70"/>
+          <w:sz w:val="17"/>
         </w:rPr>
-        <w:t>{{order.tax_heading}}</w:t>
+        <w:t xml:space="preserve">{{order.tax_heading}}</w:t>
       </w:r>
     </w:p>
     <w:tbl>
       <w:tblPr>
-        <w:tblW w:type="dxa" w:w="9466"/>
+        <w:tblW w:type="pct" w:w="5000"/>
         <w:tblLayout w:type="fixed"/>
         <w:tblLook w:firstColumn="1" w:firstRow="1" w:lastColumn="0" w:lastRow="0" w:noHBand="0" w:noVBand="1" w:val="04A0"/>
       </w:tblPr>
@@ -1437,7 +1681,7 @@
     <w:tbl>
       <w:tblPr>
         <w:tblStyle w:val="TableGrid"/>
-        <w:tblW w:type="auto" w:w="0"/>
+        <w:tblW w:type="pct" w:w="5000"/>
         <w:jc w:val="right"/>
         <w:tblLayout w:type="fixed"/>
         <w:tblLook w:firstColumn="1" w:firstRow="1" w:lastColumn="0" w:lastRow="0" w:noHBand="0" w:noVBand="1" w:val="04A0"/>
@@ -1697,210 +1941,550 @@
     </w:tbl>
     <w:p>
       <w:pPr>
-        <w:spacing w:before="0" w:after="40" w:line="240" w:lineRule="auto"/>
+        <w:spacing w:before="60" w:after="60" w:line="252" w:lineRule="auto"/>
       </w:pPr>
       <w:r>
-        <w:t>{{order.cost_note}}</w:t>
+        <w:rPr>
+          <w:color w:val="495E6C"/>
+          <w:sz w:val="15"/>
+        </w:rPr>
+        <w:t xml:space="preserve">{{order.cost_note}}</w:t>
       </w:r>
     </w:p>
     <w:p>
       <w:pPr>
-        <w:spacing w:before="0" w:after="40" w:line="240" w:lineRule="auto"/>
+        <w:keepNext/>
+        <w:spacing w:before="200" w:after="60" w:line="252" w:lineRule="auto"/>
       </w:pPr>
       <w:r>
         <w:rPr>
           <w:b/>
           <w:color w:val="004E70"/>
-          <w:sz w:val="26"/>
+          <w:sz w:val="22"/>
         </w:rPr>
-        <w:t>Unterschriften</w:t>
+        <w:t xml:space="preserve">2. Preis, Abrechnung und Änderungen</w:t>
+      </w:r>
+    </w:p>
+    <w:p>
+      <w:pPr>
+        <w:spacing w:before="0" w:after="60" w:line="252" w:lineRule="auto"/>
+      </w:pPr>
+      <w:r>
+        <w:rPr>
+          <w:color w:val="0C2D3E"/>
+          <w:sz w:val="18"/>
+        </w:rPr>
+        <w:t xml:space="preserve">Maßgeblich sind die vorstehende Leistungs- und Preisaufstellung sowie die darin ausgewiesenen Fremdleistungen, Gebühren und durchlaufenden Posten. Abweichungen, zusätzliche Leistungen und Kosten über den vereinbarten Umfang hinaus werden vor ihrer Beauftragung mit dem/der Auftraggeber/in abgestimmt. Leistungen Dritter werden nur im vereinbarten Umfang vermittelt oder in Auftrag gegeben.</w:t>
       </w:r>
     </w:p>
     <w:tbl>
       <w:tblPr>
-        <w:tblStyle w:val="TableGrid"/>
-        <w:tblW w:type="auto" w:w="0"/>
-        <w:tblLook w:firstColumn="1" w:firstRow="1" w:lastColumn="0" w:lastRow="0" w:noHBand="0" w:noVBand="1" w:val="04A0"/>
+        <w:tblW w:type="dxa" w:w="10200"/>
+        <w:jc w:val="center"/>
+        <w:tblBorders>
+          <w:top w:val="single" w:sz="4" w:space="0" w:color="FFFFFF"/>
+          <w:left w:val="single" w:sz="4" w:space="0" w:color="FFFFFF"/>
+          <w:bottom w:val="single" w:sz="4" w:space="0" w:color="FFFFFF"/>
+          <w:right w:val="single" w:sz="4" w:space="0" w:color="FFFFFF"/>
+          <w:insideH w:val="single" w:sz="4" w:space="0" w:color="FFFFFF"/>
+          <w:insideV w:val="single" w:sz="4" w:space="0" w:color="FFFFFF"/>
+        </w:tblBorders>
+        <w:tblLayout w:type="fixed"/>
       </w:tblPr>
       <w:tblGrid>
-        <w:gridCol w:w="5213"/>
-        <w:gridCol w:w="5213"/>
+        <w:gridCol w:w="5100"/>
+        <w:gridCol w:w="5100"/>
       </w:tblGrid>
       <w:tr>
+        <w:trPr>
+          <w:cantSplit/>
+        </w:trPr>
         <w:tc>
           <w:tcPr>
-            <w:tcW w:type="dxa" w:w="5213"/>
-            <w:shd w:fill="F3F7F9"/>
+            <w:tcW w:type="dxa" w:w="5100"/>
+            <w:shd w:val="clear" w:color="auto" w:fill="F3F7F9"/>
             <w:tcMar>
               <w:top w:w="55" w:type="dxa"/>
-              <w:start w:w="75" w:type="dxa"/>
+              <w:start w:w="85" w:type="dxa"/>
               <w:bottom w:w="55" w:type="dxa"/>
-              <w:end w:w="75" w:type="dxa"/>
+              <w:end w:w="85" w:type="dxa"/>
             </w:tcMar>
           </w:tcPr>
           <w:p>
             <w:pPr>
-              <w:spacing w:after="0" w:before="0" w:line="240" w:lineRule="auto"/>
+              <w:spacing w:before="0" w:after="0" w:line="252" w:lineRule="auto"/>
             </w:pPr>
-            <w:r>
-              <w:rPr>
-                <w:sz w:val="15"/>
-              </w:rPr>
-            </w:r>
             <w:r>
               <w:rPr>
                 <w:color w:val="495E6C"/>
                 <w:sz w:val="15"/>
               </w:rPr>
-              <w:t>Ort, Datum</w:t>
+              <w:t xml:space="preserve">Zahlungsweise / Zahlungsziel / Abschläge</w:t>
             </w:r>
           </w:p>
           <w:p>
             <w:pPr>
-              <w:spacing w:after="0" w:before="0" w:line="240" w:lineRule="auto"/>
+              <w:spacing w:before="0" w:after="0" w:line="252" w:lineRule="auto"/>
             </w:pPr>
             <w:r>
               <w:rPr>
                 <w:color w:val="0C2D3E"/>
-                <w:sz w:val="15"/>
+                <w:sz w:val="18"/>
               </w:rPr>
+              <w:t xml:space="preserve">{{order.payment_terms}}</w:t>
             </w:r>
           </w:p>
         </w:tc>
         <w:tc>
           <w:tcPr>
-            <w:tcW w:type="dxa" w:w="5213"/>
-            <w:shd w:fill="F3F7F9"/>
+            <w:tcW w:type="dxa" w:w="5100"/>
+            <w:shd w:val="clear" w:color="auto" w:fill="F3F7F9"/>
             <w:tcMar>
               <w:top w:w="55" w:type="dxa"/>
-              <w:start w:w="75" w:type="dxa"/>
+              <w:start w:w="85" w:type="dxa"/>
               <w:bottom w:w="55" w:type="dxa"/>
-              <w:end w:w="75" w:type="dxa"/>
+              <w:end w:w="85" w:type="dxa"/>
             </w:tcMar>
           </w:tcPr>
           <w:p>
             <w:pPr>
-              <w:spacing w:after="0" w:before="0" w:line="240" w:lineRule="auto"/>
+              <w:spacing w:before="0" w:after="0" w:line="252" w:lineRule="auto"/>
             </w:pPr>
-            <w:r>
-              <w:rPr>
-                <w:sz w:val="15"/>
-              </w:rPr>
-            </w:r>
             <w:r>
               <w:rPr>
                 <w:color w:val="495E6C"/>
                 <w:sz w:val="15"/>
               </w:rPr>
-              <w:t>Unterschrift Auftraggeber/in</w:t>
+              <w:t xml:space="preserve">Besondere Abreden / Kostenobergrenze</w:t>
             </w:r>
           </w:p>
           <w:p>
             <w:pPr>
-              <w:spacing w:after="0" w:before="0" w:line="240" w:lineRule="auto"/>
+              <w:spacing w:before="0" w:after="0" w:line="252" w:lineRule="auto"/>
             </w:pPr>
             <w:r>
               <w:rPr>
                 <w:color w:val="0C2D3E"/>
+                <w:sz w:val="18"/>
+              </w:rPr>
+              <w:t xml:space="preserve">{{order.special_terms}}</w:t>
+            </w:r>
+          </w:p>
+        </w:tc>
+      </w:tr>
+    </w:tbl>
+    <w:p>
+      <w:pPr>
+        <w:keepNext/>
+        <w:spacing w:before="200" w:after="60" w:line="252" w:lineRule="auto"/>
+      </w:pPr>
+      <w:r>
+        <w:rPr>
+          <w:b/>
+          <w:color w:val="004E70"/>
+          <w:sz w:val="22"/>
+        </w:rPr>
+        <w:t xml:space="preserve">3. Vollmacht – beschränkt auf diesen Bestattungsfall</w:t>
+      </w:r>
+    </w:p>
+    <w:p>
+      <w:pPr>
+        <w:spacing w:before="0" w:after="60" w:line="252" w:lineRule="auto"/>
+      </w:pPr>
+      <w:r>
+        <w:rPr>
+          <w:color w:val="0C2D3E"/>
+          <w:sz w:val="18"/>
+        </w:rPr>
+        <w:t xml:space="preserve">Der/die Auftraggeber/in bevollmächtigt das Bestattungsunternehmen, ihn/sie im erforderlichen Umfang gegenüber den nachstehend angekreuzten Stellen zu vertreten, Auskünfte einzuholen und Erklärungen abzugeben, soweit dies zur Durchführung der beauftragten Bestattung erforderlich ist. Die Vollmacht umfasst keine Verfügungen über Vermögen, keine Anerkennung fremder Forderungen und keine Beauftragung kostenpflichtiger Zusatzleistungen außerhalb dieses Auftrags.</w:t>
+      </w:r>
+    </w:p>
+    <w:p>
+      <w:pPr>
+        <w:spacing w:before="0" w:after="40" w:line="252" w:lineRule="auto"/>
+        <w:ind w:left="360" w:hanging="360"/>
+      </w:pPr>
+      <w:r>
+        <w:rPr>
+          <w:color w:val="0C2D3E"/>
+          <w:sz w:val="18"/>
+        </w:rPr>
+        <w:t xml:space="preserve">{{order.poa_registry}}</w:t>
+        <w:tab/>
+        <w:t xml:space="preserve">Standesamt, Friedhofs- und Bestattungsverwaltung: erforderliche Auskünfte, Anträge und Terminabstimmung</w:t>
+      </w:r>
+    </w:p>
+    <w:p>
+      <w:pPr>
+        <w:spacing w:before="0" w:after="40" w:line="252" w:lineRule="auto"/>
+        <w:ind w:left="360" w:hanging="360"/>
+      </w:pPr>
+      <w:r>
+        <w:rPr>
+          <w:color w:val="0C2D3E"/>
+          <w:sz w:val="18"/>
+        </w:rPr>
+        <w:t xml:space="preserve">{{order.poa_crematorium}}</w:t>
+        <w:tab/>
+        <w:t xml:space="preserve">Krematorium sowie beauftragte Überführungs- und Versorgungsunternehmen: fallbezogene Abstimmung und Übermittlung von Unterlagen</w:t>
+      </w:r>
+    </w:p>
+    <w:p>
+      <w:pPr>
+        <w:spacing w:before="0" w:after="40" w:line="252" w:lineRule="auto"/>
+        <w:ind w:left="360" w:hanging="360"/>
+      </w:pPr>
+      <w:r>
+        <w:rPr>
+          <w:color w:val="0C2D3E"/>
+          <w:sz w:val="18"/>
+        </w:rPr>
+        <w:t xml:space="preserve">{{order.poa_ceremony}}</w:t>
+        <w:tab/>
+        <w:t xml:space="preserve">Kirche, Trauerredner/in, Trauerhalle: Termin- und Ablaufabstimmung im beauftragten Umfang</w:t>
+      </w:r>
+    </w:p>
+    <w:p>
+      <w:pPr>
+        <w:spacing w:before="0" w:after="40" w:line="252" w:lineRule="auto"/>
+        <w:ind w:left="360" w:hanging="360"/>
+      </w:pPr>
+      <w:r>
+        <w:rPr>
+          <w:color w:val="0C2D3E"/>
+          <w:sz w:val="18"/>
+        </w:rPr>
+        <w:t xml:space="preserve">{{order.poa_deregistration}}</w:t>
+        <w:tab/>
+        <w:t xml:space="preserve">Rentenservice, Kranken- und Pflegekasse, Versicherungen und Vertragspartner: Abmeldungen und Mitteilungen im beauftragten Umfang</w:t>
+      </w:r>
+    </w:p>
+    <w:p>
+      <w:pPr>
+        <w:spacing w:before="0" w:after="40" w:line="252" w:lineRule="auto"/>
+        <w:ind w:left="360" w:hanging="360"/>
+      </w:pPr>
+      <w:r>
+        <w:rPr>
+          <w:color w:val="0C2D3E"/>
+          <w:sz w:val="18"/>
+        </w:rPr>
+        <w:t xml:space="preserve">{{order.poa_other}}</w:t>
+        <w:tab/>
+        <w:t xml:space="preserve">Weitere Stellen: {{order.poa_other_text}}</w:t>
+      </w:r>
+    </w:p>
+    <w:p>
+      <w:pPr>
+        <w:spacing w:before="0" w:after="60" w:line="252" w:lineRule="auto"/>
+      </w:pPr>
+      <w:r>
+        <w:rPr>
+          <w:color w:val="0C2D3E"/>
+          <w:sz w:val="18"/>
+        </w:rPr>
+        <w:t xml:space="preserve">Die Vollmacht gilt ab Unterzeichnung und endet mit der Erledigung dieses Auftrags; sie kann jederzeit in Textform mit Wirkung für die Zukunft widerrufen werden. Bereits wirksam veranlasste Maßnahmen und Ansprüche aus dem Auftrag bleiben unberührt. Der/die Auftraggeber/in bestätigt, zur Erteilung dieser Vollmacht berechtigt zu sein. Die Vollmacht ersetzt keine gesetzlich erforderliche Zustimmung anderer Berechtigter.</w:t>
+      </w:r>
+    </w:p>
+    <w:p>
+      <w:pPr>
+        <w:keepNext/>
+        <w:spacing w:before="200" w:after="60" w:line="252" w:lineRule="auto"/>
+      </w:pPr>
+      <w:r>
+        <w:rPr>
+          <w:b/>
+          <w:color w:val="004E70"/>
+          <w:sz w:val="22"/>
+        </w:rPr>
+        <w:t xml:space="preserve">4. Widerrufsrecht und Beginn der Leistungen</w:t>
+      </w:r>
+    </w:p>
+    <w:p>
+      <w:pPr>
+        <w:spacing w:before="0" w:after="60" w:line="252" w:lineRule="auto"/>
+      </w:pPr>
+      <w:r>
+        <w:rPr>
+          <w:color w:val="0C2D3E"/>
+          <w:sz w:val="18"/>
+        </w:rPr>
+        <w:t xml:space="preserve">{{order.withdrawal_note}}</w:t>
+      </w:r>
+    </w:p>
+    <w:p>
+      <w:pPr>
+        <w:spacing w:before="0" w:after="40" w:line="252" w:lineRule="auto"/>
+        <w:ind w:left="360" w:hanging="360"/>
+      </w:pPr>
+      <w:r>
+        <w:rPr>
+          <w:color w:val="0C2D3E"/>
+          <w:sz w:val="18"/>
+        </w:rPr>
+        <w:t xml:space="preserve">{{order.withdrawal_request_box}}</w:t>
+        <w:tab/>
+        <w:t xml:space="preserve">{{order.withdrawal_request}}</w:t>
+      </w:r>
+    </w:p>
+    <w:p>
+      <w:pPr>
+        <w:spacing w:before="0" w:after="40" w:line="252" w:lineRule="auto"/>
+        <w:ind w:left="360" w:hanging="360"/>
+      </w:pPr>
+      <w:r>
+        <w:rPr>
+          <w:color w:val="0C2D3E"/>
+          <w:sz w:val="18"/>
+        </w:rPr>
+        <w:t xml:space="preserve">{{order.withdrawal_ack_box}}</w:t>
+        <w:tab/>
+        <w:t xml:space="preserve">{{order.withdrawal_ack}}</w:t>
+      </w:r>
+    </w:p>
+    <w:p>
+      <w:pPr>
+        <w:keepNext/>
+        <w:spacing w:before="200" w:after="60" w:line="252" w:lineRule="auto"/>
+      </w:pPr>
+      <w:r>
+        <w:rPr>
+          <w:b/>
+          <w:color w:val="004E70"/>
+          <w:sz w:val="22"/>
+        </w:rPr>
+        <w:t xml:space="preserve">5. Ort, Datum und Unterschriften</w:t>
+      </w:r>
+    </w:p>
+    <w:tbl>
+      <w:tblPr>
+        <w:tblW w:type="dxa" w:w="10200"/>
+        <w:jc w:val="center"/>
+        <w:tblCellSpacing w:w="0" w:type="dxa"/>
+        <w:tblLayout w:type="fixed"/>
+        <w:tblCellMar>
+          <w:left w:w="0" w:type="dxa"/>
+          <w:right w:w="300" w:type="dxa"/>
+        </w:tblCellMar>
+      </w:tblPr>
+      <w:tblGrid>
+        <w:gridCol w:w="5100"/>
+        <w:gridCol w:w="5100"/>
+      </w:tblGrid>
+      <w:tr>
+        <w:trPr>
+          <w:cantSplit/>
+        </w:trPr>
+        <w:tc>
+          <w:tcPr>
+            <w:tcW w:type="dxa" w:w="5100"/>
+            <w:tcBorders>
+              <w:bottom w:val="single" w:sz="6" w:space="0" w:color="495E6C"/>
+            </w:tcBorders>
+          </w:tcPr>
+          <w:p>
+            <w:pPr>
+              <w:spacing w:before="520" w:after="0" w:line="252" w:lineRule="auto"/>
+            </w:pPr>
+            <w:r>
+              <w:rPr>
+                <w:color w:val="0C2D3E"/>
+                <w:sz w:val="18"/>
+              </w:rPr>
+              <w:t xml:space="preserve"/>
+            </w:r>
+          </w:p>
+          <w:p>
+            <w:pPr>
+              <w:spacing w:before="0" w:after="60" w:line="252" w:lineRule="auto"/>
+            </w:pPr>
+            <w:r>
+              <w:rPr>
+                <w:color w:val="495E6C"/>
                 <w:sz w:val="15"/>
               </w:rPr>
+              <w:t xml:space="preserve">Ort, Datum</w:t>
+            </w:r>
+          </w:p>
+        </w:tc>
+        <w:tc>
+          <w:tcPr>
+            <w:tcW w:type="dxa" w:w="5100"/>
+            <w:tcBorders>
+              <w:bottom w:val="single" w:sz="6" w:space="0" w:color="495E6C"/>
+            </w:tcBorders>
+          </w:tcPr>
+          <w:p>
+            <w:pPr>
+              <w:spacing w:before="520" w:after="0" w:line="252" w:lineRule="auto"/>
+            </w:pPr>
+            <w:r>
+              <w:rPr>
+                <w:color w:val="0C2D3E"/>
+                <w:sz w:val="18"/>
+              </w:rPr>
+              <w:t xml:space="preserve"/>
+            </w:r>
+          </w:p>
+          <w:p>
+            <w:pPr>
+              <w:spacing w:before="0" w:after="60" w:line="252" w:lineRule="auto"/>
+            </w:pPr>
+            <w:r>
+              <w:rPr>
+                <w:color w:val="495E6C"/>
+                <w:sz w:val="15"/>
+              </w:rPr>
+              <w:t xml:space="preserve">Unterschrift Auftraggeber/in</w:t>
             </w:r>
           </w:p>
         </w:tc>
       </w:tr>
       <w:tr>
+        <w:trPr>
+          <w:cantSplit/>
+        </w:trPr>
         <w:tc>
           <w:tcPr>
-            <w:tcW w:type="dxa" w:w="5213"/>
-            <w:shd w:fill="F3F7F9"/>
-            <w:tcMar>
-              <w:top w:w="55" w:type="dxa"/>
-              <w:start w:w="75" w:type="dxa"/>
-              <w:bottom w:w="55" w:type="dxa"/>
-              <w:end w:w="75" w:type="dxa"/>
-            </w:tcMar>
+            <w:tcW w:type="dxa" w:w="5100"/>
+            <w:tcBorders>
+              <w:bottom w:val="single" w:sz="6" w:space="0" w:color="495E6C"/>
+            </w:tcBorders>
           </w:tcPr>
           <w:p>
             <w:pPr>
-              <w:spacing w:after="0" w:before="0" w:line="240" w:lineRule="auto"/>
+              <w:spacing w:before="520" w:after="0" w:line="252" w:lineRule="auto"/>
             </w:pPr>
             <w:r>
               <w:rPr>
-                <w:sz w:val="15"/>
+                <w:color w:val="0C2D3E"/>
+                <w:sz w:val="18"/>
               </w:rPr>
+              <w:t xml:space="preserve"/>
             </w:r>
+          </w:p>
+          <w:p>
+            <w:pPr>
+              <w:spacing w:before="0" w:after="60" w:line="252" w:lineRule="auto"/>
+            </w:pPr>
             <w:r>
               <w:rPr>
                 <w:color w:val="495E6C"/>
                 <w:sz w:val="15"/>
               </w:rPr>
-              <w:t>Digital bestätigt durch</w:t>
-            </w:r>
-          </w:p>
-          <w:p>
-            <w:pPr>
-              <w:spacing w:after="0" w:before="0" w:line="240" w:lineRule="auto"/>
-            </w:pPr>
-            <w:r>
-              <w:rPr>
-                <w:color w:val="0C2D3E"/>
-                <w:sz w:val="15"/>
-              </w:rPr>
-              <w:t>{{order.order_signature_name}}</w:t>
+              <w:t xml:space="preserve">Ort, Datum</w:t>
             </w:r>
           </w:p>
         </w:tc>
         <w:tc>
           <w:tcPr>
-            <w:tcW w:type="dxa" w:w="5213"/>
-            <w:shd w:fill="F3F7F9"/>
-            <w:tcMar>
-              <w:top w:w="55" w:type="dxa"/>
-              <w:start w:w="75" w:type="dxa"/>
-              <w:bottom w:w="55" w:type="dxa"/>
-              <w:end w:w="75" w:type="dxa"/>
-            </w:tcMar>
+            <w:tcW w:type="dxa" w:w="5100"/>
+            <w:tcBorders>
+              <w:bottom w:val="single" w:sz="6" w:space="0" w:color="495E6C"/>
+            </w:tcBorders>
           </w:tcPr>
           <w:p>
             <w:pPr>
-              <w:spacing w:after="0" w:before="0" w:line="240" w:lineRule="auto"/>
+              <w:spacing w:before="520" w:after="0" w:line="252" w:lineRule="auto"/>
             </w:pPr>
             <w:r>
               <w:rPr>
-                <w:sz w:val="15"/>
+                <w:color w:val="0C2D3E"/>
+                <w:sz w:val="18"/>
               </w:rPr>
+              <w:t xml:space="preserve"/>
             </w:r>
+          </w:p>
+          <w:p>
+            <w:pPr>
+              <w:spacing w:before="0" w:after="60" w:line="252" w:lineRule="auto"/>
+            </w:pPr>
             <w:r>
               <w:rPr>
                 <w:color w:val="495E6C"/>
                 <w:sz w:val="15"/>
               </w:rPr>
-              <w:t>Zeitstempel</w:t>
-            </w:r>
-          </w:p>
-          <w:p>
-            <w:pPr>
-              <w:spacing w:after="0" w:before="0" w:line="240" w:lineRule="auto"/>
-            </w:pPr>
-            <w:r>
-              <w:rPr>
-                <w:color w:val="0C2D3E"/>
-                <w:sz w:val="15"/>
-              </w:rPr>
-              <w:t>{{order.order_signature_date}}</w:t>
+              <w:t xml:space="preserve">Für das Bestattungsunternehmen (Annahme des Auftrags)</w:t>
             </w:r>
           </w:p>
         </w:tc>
       </w:tr>
     </w:tbl>
+    <w:p>
+      <w:pPr>
+        <w:spacing w:before="120" w:after="40" w:line="252" w:lineRule="auto"/>
+      </w:pPr>
+      <w:r>
+        <w:rPr>
+          <w:color w:val="495E6C"/>
+          <w:sz w:val="15"/>
+        </w:rPr>
+        <w:t xml:space="preserve">{{order.digital_signature_line}}</w:t>
+      </w:r>
+    </w:p>
+    <w:p>
+      <w:pPr>
+        <w:spacing w:before="0" w:after="0" w:line="252" w:lineRule="auto"/>
+      </w:pPr>
+      <w:r>
+        <w:rPr>
+          <w:color w:val="495E6C"/>
+          <w:sz w:val="15"/>
+        </w:rPr>
+        <w:t xml:space="preserve">Der/die Auftraggeber/in erhält eine Ausfertigung dieses Auftrags einschließlich der Leistungs- und Preisaufstellung{{order.withdrawal_enclosure}}.</w:t>
+      </w:r>
+    </w:p>
     <w:sectPr>
-      <w:pgSz w:w="12240" w:h="15840"/>
-      <w:pgMar w:top="709" w:right="907" w:bottom="709" w:left="907" w:header="720" w:footer="720" w:gutter="0"/>
+      <w:footerReference w:type="default" r:id="rId9"/>
+      <w:pgSz w:w="11906" w:h="16838"/>
+      <w:pgMar w:top="850" w:right="907" w:bottom="907" w:left="907" w:header="720" w:footer="454" w:gutter="0"/>
       <w:cols w:space="720"/>
       <w:docGrid w:linePitch="360"/>
     </w:sectPr>
   </w:body>
 </w:document>
+</file>
+
+<file path=word/footer1.xml><?xml version="1.0" encoding="utf-8"?>
+<w:ftr xmlns:m="http://schemas.openxmlformats.org/officeDocument/2006/math" xmlns:mc="http://schemas.openxmlformats.org/markup-compatibility/2006" xmlns:mo="http://schemas.microsoft.com/office/mac/office/2008/main" xmlns:mv="urn:schemas-microsoft-com:mac:vml" xmlns:o="urn:schemas-microsoft-com:office:office" xmlns:r="http://schemas.openxmlformats.org/officeDocument/2006/relationships" xmlns:v="urn:schemas-microsoft-com:vml" xmlns:w10="urn:schemas-microsoft-com:office:word" xmlns:w14="http://schemas.microsoft.com/office/word/2010/wordml" xmlns:w="http://schemas.openxmlformats.org/wordprocessingml/2006/main" xmlns:wne="http://schemas.microsoft.com/office/word/2006/wordml" xmlns:wp14="http://schemas.microsoft.com/office/word/2010/wordprocessingDrawing" xmlns:wp="http://schemas.openxmlformats.org/drawingml/2006/wordprocessingDrawing" xmlns:wpc="http://schemas.microsoft.com/office/word/2010/wordprocessingCanvas" xmlns:wpg="http://schemas.microsoft.com/office/word/2010/wordprocessingGroup" xmlns:wpi="http://schemas.microsoft.com/office/word/2010/wordprocessingInk" xmlns:wps="http://schemas.microsoft.com/office/word/2010/wordprocessingShape" mc:Ignorable="w14 wp14">
+  <w:p>
+    <w:pPr>
+      <w:jc w:val="center"/>
+    </w:pPr>
+    <w:r>
+      <w:rPr>
+        <w:color w:val="495E6C"/>
+        <w:sz w:val="14"/>
+      </w:rPr>
+      <w:t xml:space="preserve">Bestattungsauftrag und Vollmacht · {{case.case_number}} · Seite </w:t>
+    </w:r>
+    <w:fldSimple w:instr=" PAGE ">
+      <w:r>
+        <w:rPr>
+          <w:color w:val="495E6C"/>
+          <w:sz w:val="14"/>
+        </w:rPr>
+        <w:t xml:space="preserve">1</w:t>
+      </w:r>
+    </w:fldSimple>
+    <w:r>
+      <w:rPr>
+        <w:color w:val="495E6C"/>
+        <w:sz w:val="14"/>
+      </w:rPr>
+      <w:t xml:space="preserve"> von </w:t>
+    </w:r>
+    <w:fldSimple w:instr=" NUMPAGES ">
+      <w:r>
+        <w:rPr>
+          <w:color w:val="495E6C"/>
+          <w:sz w:val="14"/>
+        </w:rPr>
+        <w:t xml:space="preserve">1</w:t>
+      </w:r>
+    </w:fldSimple>
+  </w:p>
+</w:ftr>
 </file>
 
 <file path=word/numbering.xml><?xml version="1.0" encoding="utf-8"?>
